--- a/material/集会ポスター_2025_0918.docx
+++ b/material/集会ポスター_2025_0918.docx
@@ -12,13 +12,13 @@
           <wp:anchor distT="0" distB="0" distL="114300" distR="114300" simplePos="0" relativeHeight="251661312" behindDoc="1" locked="0" layoutInCell="1" allowOverlap="1">
             <wp:simplePos x="0" y="0"/>
             <wp:positionH relativeFrom="column">
-              <wp:posOffset>114069</wp:posOffset>
+              <wp:posOffset>-22557</wp:posOffset>
             </wp:positionH>
             <wp:positionV relativeFrom="paragraph">
-              <wp:posOffset>213880</wp:posOffset>
+              <wp:posOffset>31115</wp:posOffset>
             </wp:positionV>
-            <wp:extent cx="6386284" cy="2044758"/>
-            <wp:effectExtent l="0" t="0" r="1905" b="0"/>
+            <wp:extent cx="6675228" cy="2137272"/>
+            <wp:effectExtent l="0" t="0" r="0" b="0"/>
             <wp:wrapNone/>
             <wp:docPr id="943998977" name="図 1"/>
             <wp:cNvGraphicFramePr>
@@ -46,7 +46,7 @@
                   <pic:spPr>
                     <a:xfrm>
                       <a:off x="0" y="0"/>
-                      <a:ext cx="6386284" cy="2044758"/>
+                      <a:ext cx="6675228" cy="2137272"/>
                     </a:xfrm>
                     <a:prstGeom prst="rect">
                       <a:avLst/>
@@ -68,22 +68,21 @@
     <w:p>
       <w:r>
         <w:rPr>
-          <w:rFonts w:hint="eastAsia"/>
           <w:noProof/>
         </w:rPr>
         <w:drawing>
-          <wp:anchor distT="0" distB="0" distL="114300" distR="114300" simplePos="0" relativeHeight="251662336" behindDoc="1" locked="0" layoutInCell="1" allowOverlap="1">
+          <wp:anchor distT="0" distB="0" distL="114300" distR="114300" simplePos="0" relativeHeight="251663360" behindDoc="0" locked="0" layoutInCell="1" allowOverlap="1">
             <wp:simplePos x="0" y="0"/>
             <wp:positionH relativeFrom="column">
-              <wp:posOffset>336015</wp:posOffset>
+              <wp:posOffset>-18661</wp:posOffset>
             </wp:positionH>
             <wp:positionV relativeFrom="paragraph">
-              <wp:posOffset>8342677</wp:posOffset>
+              <wp:posOffset>7669102</wp:posOffset>
             </wp:positionV>
-            <wp:extent cx="3040656" cy="741288"/>
+            <wp:extent cx="5930900" cy="1752600"/>
             <wp:effectExtent l="0" t="0" r="0" b="0"/>
             <wp:wrapNone/>
-            <wp:docPr id="662340297" name="図 2"/>
+            <wp:docPr id="1507031015" name="図 11"/>
             <wp:cNvGraphicFramePr>
               <a:graphicFrameLocks xmlns:a="http://schemas.openxmlformats.org/drawingml/2006/main" noChangeAspect="1"/>
             </wp:cNvGraphicFramePr>
@@ -91,11 +90,11 @@
               <a:graphicData uri="http://schemas.openxmlformats.org/drawingml/2006/picture">
                 <pic:pic xmlns:pic="http://schemas.openxmlformats.org/drawingml/2006/picture">
                   <pic:nvPicPr>
-                    <pic:cNvPr id="662340297" name="図 662340297"/>
+                    <pic:cNvPr id="1507031015" name="図 1507031015"/>
                     <pic:cNvPicPr/>
                   </pic:nvPicPr>
                   <pic:blipFill>
-                    <a:blip r:embed="rId5" cstate="print">
+                    <a:blip r:embed="rId5">
                       <a:extLst>
                         <a:ext uri="{28A0092B-C50C-407E-A947-70E740481C1C}">
                           <a14:useLocalDpi xmlns:a14="http://schemas.microsoft.com/office/drawing/2010/main" val="0"/>
@@ -109,7 +108,7 @@
                   <pic:spPr>
                     <a:xfrm>
                       <a:off x="0" y="0"/>
-                      <a:ext cx="3080055" cy="750893"/>
+                      <a:ext cx="5930900" cy="1752600"/>
                     </a:xfrm>
                     <a:prstGeom prst="rect">
                       <a:avLst/>
@@ -129,22 +128,21 @@
       </w:r>
       <w:r>
         <w:rPr>
-          <w:rFonts w:hint="eastAsia"/>
           <w:noProof/>
         </w:rPr>
         <w:drawing>
-          <wp:anchor distT="0" distB="0" distL="114300" distR="114300" simplePos="0" relativeHeight="251658240" behindDoc="0" locked="0" layoutInCell="1" allowOverlap="1">
+          <wp:anchor distT="0" distB="0" distL="114300" distR="114300" simplePos="0" relativeHeight="251662336" behindDoc="0" locked="0" layoutInCell="1" allowOverlap="1">
             <wp:simplePos x="0" y="0"/>
             <wp:positionH relativeFrom="column">
-              <wp:posOffset>93643</wp:posOffset>
+              <wp:posOffset>-21538</wp:posOffset>
             </wp:positionH>
             <wp:positionV relativeFrom="paragraph">
-              <wp:posOffset>1505240</wp:posOffset>
+              <wp:posOffset>1378585</wp:posOffset>
             </wp:positionV>
-            <wp:extent cx="6408229" cy="6581768"/>
-            <wp:effectExtent l="0" t="0" r="5715" b="0"/>
+            <wp:extent cx="6695566" cy="6290608"/>
+            <wp:effectExtent l="0" t="0" r="0" b="0"/>
             <wp:wrapNone/>
-            <wp:docPr id="219150762" name="図 3"/>
+            <wp:docPr id="2080328377" name="図 10"/>
             <wp:cNvGraphicFramePr>
               <a:graphicFrameLocks xmlns:a="http://schemas.openxmlformats.org/drawingml/2006/main" noChangeAspect="1"/>
             </wp:cNvGraphicFramePr>
@@ -152,11 +150,11 @@
               <a:graphicData uri="http://schemas.openxmlformats.org/drawingml/2006/picture">
                 <pic:pic xmlns:pic="http://schemas.openxmlformats.org/drawingml/2006/picture">
                   <pic:nvPicPr>
-                    <pic:cNvPr id="219150762" name="図 219150762"/>
+                    <pic:cNvPr id="2080328377" name="図 2080328377"/>
                     <pic:cNvPicPr/>
                   </pic:nvPicPr>
                   <pic:blipFill>
-                    <a:blip r:embed="rId6" cstate="print">
+                    <a:blip r:embed="rId6">
                       <a:extLst>
                         <a:ext uri="{28A0092B-C50C-407E-A947-70E740481C1C}">
                           <a14:useLocalDpi xmlns:a14="http://schemas.microsoft.com/office/drawing/2010/main" val="0"/>
@@ -170,68 +168,7 @@
                   <pic:spPr>
                     <a:xfrm>
                       <a:off x="0" y="0"/>
-                      <a:ext cx="6411832" cy="6585468"/>
-                    </a:xfrm>
-                    <a:prstGeom prst="rect">
-                      <a:avLst/>
-                    </a:prstGeom>
-                  </pic:spPr>
-                </pic:pic>
-              </a:graphicData>
-            </a:graphic>
-            <wp14:sizeRelH relativeFrom="page">
-              <wp14:pctWidth>0</wp14:pctWidth>
-            </wp14:sizeRelH>
-            <wp14:sizeRelV relativeFrom="page">
-              <wp14:pctHeight>0</wp14:pctHeight>
-            </wp14:sizeRelV>
-          </wp:anchor>
-        </w:drawing>
-      </w:r>
-      <w:r>
-        <w:rPr>
-          <w:rFonts w:hint="eastAsia"/>
-          <w:noProof/>
-        </w:rPr>
-        <w:drawing>
-          <wp:anchor distT="0" distB="0" distL="114300" distR="114300" simplePos="0" relativeHeight="251663360" behindDoc="1" locked="0" layoutInCell="1" allowOverlap="1">
-            <wp:simplePos x="0" y="0"/>
-            <wp:positionH relativeFrom="column">
-              <wp:posOffset>93628</wp:posOffset>
-            </wp:positionH>
-            <wp:positionV relativeFrom="paragraph">
-              <wp:posOffset>7978615</wp:posOffset>
-            </wp:positionV>
-            <wp:extent cx="1393968" cy="429658"/>
-            <wp:effectExtent l="0" t="0" r="3175" b="2540"/>
-            <wp:wrapNone/>
-            <wp:docPr id="1219095041" name="図 4"/>
-            <wp:cNvGraphicFramePr>
-              <a:graphicFrameLocks xmlns:a="http://schemas.openxmlformats.org/drawingml/2006/main" noChangeAspect="1"/>
-            </wp:cNvGraphicFramePr>
-            <a:graphic xmlns:a="http://schemas.openxmlformats.org/drawingml/2006/main">
-              <a:graphicData uri="http://schemas.openxmlformats.org/drawingml/2006/picture">
-                <pic:pic xmlns:pic="http://schemas.openxmlformats.org/drawingml/2006/picture">
-                  <pic:nvPicPr>
-                    <pic:cNvPr id="1219095041" name="図 1219095041"/>
-                    <pic:cNvPicPr/>
-                  </pic:nvPicPr>
-                  <pic:blipFill>
-                    <a:blip r:embed="rId7" cstate="print">
-                      <a:extLst>
-                        <a:ext uri="{28A0092B-C50C-407E-A947-70E740481C1C}">
-                          <a14:useLocalDpi xmlns:a14="http://schemas.microsoft.com/office/drawing/2010/main" val="0"/>
-                        </a:ext>
-                      </a:extLst>
-                    </a:blip>
-                    <a:stretch>
-                      <a:fillRect/>
-                    </a:stretch>
-                  </pic:blipFill>
-                  <pic:spPr>
-                    <a:xfrm>
-                      <a:off x="0" y="0"/>
-                      <a:ext cx="1393968" cy="429658"/>
+                      <a:ext cx="6695566" cy="6290608"/>
                     </a:xfrm>
                     <a:prstGeom prst="rect">
                       <a:avLst/>
